--- a/disst/dt_docs/DIAGRAMS_MERMAID.docx
+++ b/disst/dt_docs/DIAGRAMS_MERMAID.docx
@@ -28,18 +28,6 @@
           <w:sz w:val="24"/>
         </w:rPr>
         <w:t>How to use: Go to https://mermaid.live, paste code, screenshot</w:t>
-      </w:r>
-    </w:p>
-    <w:p>
-      <w:pPr>
-        <w:spacing w:before="80" w:after="80" w:line="360" w:lineRule="auto"/>
-      </w:pPr>
-      <w:r>
-        <w:rPr>
-          <w:color w:val="B4B4B4"/>
-          <w:sz w:val="20"/>
-        </w:rPr>
-        <w:t>------------------------------------------------------------</w:t>
       </w:r>
     </w:p>
     <w:p>
@@ -198,18 +186,6 @@
     </w:p>
     <w:p>
       <w:pPr>
-        <w:spacing w:before="80" w:after="80" w:line="360" w:lineRule="auto"/>
-      </w:pPr>
-      <w:r>
-        <w:rPr>
-          <w:color w:val="B4B4B4"/>
-          <w:sz w:val="20"/>
-        </w:rPr>
-        <w:t>------------------------------------------------------------</w:t>
-      </w:r>
-    </w:p>
-    <w:p>
-      <w:pPr>
         <w:spacing w:before="160" w:after="80" w:line="360" w:lineRule="auto"/>
       </w:pPr>
       <w:r>
@@ -317,18 +293,6 @@
     </w:p>
     <w:p>
       <w:pPr>
-        <w:spacing w:before="80" w:after="80" w:line="360" w:lineRule="auto"/>
-      </w:pPr>
-      <w:r>
-        <w:rPr>
-          <w:color w:val="B4B4B4"/>
-          <w:sz w:val="20"/>
-        </w:rPr>
-        <w:t>------------------------------------------------------------</w:t>
-      </w:r>
-    </w:p>
-    <w:p>
-      <w:pPr>
         <w:spacing w:before="160" w:after="80" w:line="360" w:lineRule="auto"/>
       </w:pPr>
       <w:r>
@@ -428,18 +392,6 @@
         <w:t xml:space="preserve">    style EMB fill:#dcfce7,stroke:#22c55e,stroke-width:2px</w:t>
         <w:br/>
         <w:t xml:space="preserve">    style USE fill:#dbeafe,stroke:#3b82f6</w:t>
-      </w:r>
-    </w:p>
-    <w:p>
-      <w:pPr>
-        <w:spacing w:before="80" w:after="80" w:line="360" w:lineRule="auto"/>
-      </w:pPr>
-      <w:r>
-        <w:rPr>
-          <w:color w:val="B4B4B4"/>
-          <w:sz w:val="20"/>
-        </w:rPr>
-        <w:t>------------------------------------------------------------</w:t>
       </w:r>
     </w:p>
     <w:p>
@@ -557,18 +509,6 @@
     </w:p>
     <w:p>
       <w:pPr>
-        <w:spacing w:before="80" w:after="80" w:line="360" w:lineRule="auto"/>
-      </w:pPr>
-      <w:r>
-        <w:rPr>
-          <w:color w:val="B4B4B4"/>
-          <w:sz w:val="20"/>
-        </w:rPr>
-        <w:t>------------------------------------------------------------</w:t>
-      </w:r>
-    </w:p>
-    <w:p>
-      <w:pPr>
         <w:spacing w:before="160" w:after="80" w:line="360" w:lineRule="auto"/>
       </w:pPr>
       <w:r>
@@ -663,18 +603,6 @@
         <w:t xml:space="preserve">    style C4 fill:#ffedd5,stroke:#f97316</w:t>
         <w:br/>
         <w:t xml:space="preserve">    style DP fill:#fee2e2,stroke:#ef4444,stroke-width:2px</w:t>
-      </w:r>
-    </w:p>
-    <w:p>
-      <w:pPr>
-        <w:spacing w:before="80" w:after="80" w:line="360" w:lineRule="auto"/>
-      </w:pPr>
-      <w:r>
-        <w:rPr>
-          <w:color w:val="B4B4B4"/>
-          <w:sz w:val="20"/>
-        </w:rPr>
-        <w:t>------------------------------------------------------------</w:t>
       </w:r>
     </w:p>
     <w:p>
